--- a/public/resume/cover-letter-security.docx
+++ b/public/resume/cover-letter-security.docx
@@ -33,7 +33,7 @@
         </w:rPr>
         <w:t xml:space="preserve">✉ </w:t>
       </w:r>
-      <w:hyperlink w:history="1" r:id="rIddyez3i_ndauhvkgmv4y3j">
+      <w:hyperlink w:history="1" r:id="rIdtnwvy-vpllagrn1vzruum">
         <w:r>
           <w:rPr>
             <w:rFonts w:ascii="Calibri" w:cs="Calibri" w:eastAsia="Calibri" w:hAnsi="Calibri"/>
@@ -63,7 +63,7 @@
         </w:rPr>
         <w:t xml:space="preserve">• </w:t>
       </w:r>
-      <w:hyperlink w:history="1" r:id="rIdso2osvh3wkovhxzs3_yzq">
+      <w:hyperlink w:history="1" r:id="rIdojqxumcdzadsais4mimr2">
         <w:r>
           <w:rPr>
             <w:rFonts w:ascii="Calibri" w:cs="Calibri" w:eastAsia="Calibri" w:hAnsi="Calibri"/>
@@ -93,7 +93,7 @@
         </w:rPr>
         <w:t xml:space="preserve">⁠in </w:t>
       </w:r>
-      <w:hyperlink w:history="1" r:id="rIda1swlxl4qr2yay4opqymr">
+      <w:hyperlink w:history="1" r:id="rIda5oriue2qqlnltzuevctm">
         <w:r>
           <w:rPr>
             <w:rFonts w:ascii="Calibri" w:cs="Calibri" w:eastAsia="Calibri" w:hAnsi="Calibri"/>
@@ -123,7 +123,7 @@
         </w:rPr>
         <w:t xml:space="preserve">◔ </w:t>
       </w:r>
-      <w:hyperlink w:history="1" r:id="rIdyjunttunihkxavhbqrluz">
+      <w:hyperlink w:history="1" r:id="rIdmhesnn-hl2y6ma4cegirz">
         <w:r>
           <w:rPr>
             <w:rFonts w:ascii="Calibri" w:cs="Calibri" w:eastAsia="Calibri" w:hAnsi="Calibri"/>

--- a/public/resume/cover-letter-security.docx
+++ b/public/resume/cover-letter-security.docx
@@ -33,7 +33,7 @@
         </w:rPr>
         <w:t xml:space="preserve">✉ </w:t>
       </w:r>
-      <w:hyperlink w:history="1" r:id="rIdtnwvy-vpllagrn1vzruum">
+      <w:hyperlink w:history="1" r:id="rIdg4pjsuxi4vpk0czpo-ot1">
         <w:r>
           <w:rPr>
             <w:rFonts w:ascii="Calibri" w:cs="Calibri" w:eastAsia="Calibri" w:hAnsi="Calibri"/>
@@ -63,7 +63,7 @@
         </w:rPr>
         <w:t xml:space="preserve">• </w:t>
       </w:r>
-      <w:hyperlink w:history="1" r:id="rIdojqxumcdzadsais4mimr2">
+      <w:hyperlink w:history="1" r:id="rIdvuouafaq3oargrjziwqrb">
         <w:r>
           <w:rPr>
             <w:rFonts w:ascii="Calibri" w:cs="Calibri" w:eastAsia="Calibri" w:hAnsi="Calibri"/>
@@ -93,7 +93,7 @@
         </w:rPr>
         <w:t xml:space="preserve">⁠in </w:t>
       </w:r>
-      <w:hyperlink w:history="1" r:id="rIda5oriue2qqlnltzuevctm">
+      <w:hyperlink w:history="1" r:id="rId9xjpxn7f-uqqmt6twxqzt">
         <w:r>
           <w:rPr>
             <w:rFonts w:ascii="Calibri" w:cs="Calibri" w:eastAsia="Calibri" w:hAnsi="Calibri"/>
@@ -123,7 +123,7 @@
         </w:rPr>
         <w:t xml:space="preserve">◔ </w:t>
       </w:r>
-      <w:hyperlink w:history="1" r:id="rIdmhesnn-hl2y6ma4cegirz">
+      <w:hyperlink w:history="1" r:id="rIdgcrr-cykxuflle8hhpgrv">
         <w:r>
           <w:rPr>
             <w:rFonts w:ascii="Calibri" w:cs="Calibri" w:eastAsia="Calibri" w:hAnsi="Calibri"/>
@@ -430,7 +430,7 @@
           <w:sz w:val="22"/>
           <w:szCs w:val="22"/>
         </w:rPr>
-        <w:t xml:space="preserve"> is exactly the kind of environment where I want to develop my skills, and I would bring both the technical depth and the defensive instincts the role requires.
+        <w:t xml:space="preserve"> is exactly the kind of environment where I want to develop my skills and I would bring both the technical depth and the defensive instincts the role requires.
     </w:t>
       </w:r>
     </w:p>

--- a/public/resume/cover-letter-security.docx
+++ b/public/resume/cover-letter-security.docx
@@ -33,7 +33,7 @@
         </w:rPr>
         <w:t xml:space="preserve">✉ </w:t>
       </w:r>
-      <w:hyperlink w:history="1" r:id="rIdtnwvy-vpllagrn1vzruum">
+      <w:hyperlink w:history="1" r:id="rIdeqxolw0ozqgjdvg6ioxuu">
         <w:r>
           <w:rPr>
             <w:rFonts w:ascii="Calibri" w:cs="Calibri" w:eastAsia="Calibri" w:hAnsi="Calibri"/>
@@ -63,7 +63,7 @@
         </w:rPr>
         <w:t xml:space="preserve">• </w:t>
       </w:r>
-      <w:hyperlink w:history="1" r:id="rIdojqxumcdzadsais4mimr2">
+      <w:hyperlink w:history="1" r:id="rId8flm3zrobaydxhrw949w3">
         <w:r>
           <w:rPr>
             <w:rFonts w:ascii="Calibri" w:cs="Calibri" w:eastAsia="Calibri" w:hAnsi="Calibri"/>
@@ -93,7 +93,7 @@
         </w:rPr>
         <w:t xml:space="preserve">⁠in </w:t>
       </w:r>
-      <w:hyperlink w:history="1" r:id="rIda5oriue2qqlnltzuevctm">
+      <w:hyperlink w:history="1" r:id="rIdenza7wgaptcsibzxwuddz">
         <w:r>
           <w:rPr>
             <w:rFonts w:ascii="Calibri" w:cs="Calibri" w:eastAsia="Calibri" w:hAnsi="Calibri"/>
@@ -123,7 +123,7 @@
         </w:rPr>
         <w:t xml:space="preserve">◔ </w:t>
       </w:r>
-      <w:hyperlink w:history="1" r:id="rIdmhesnn-hl2y6ma4cegirz">
+      <w:hyperlink w:history="1" r:id="rIdhru8gqnia1ejzgaqqzcbr">
         <w:r>
           <w:rPr>
             <w:rFonts w:ascii="Calibri" w:cs="Calibri" w:eastAsia="Calibri" w:hAnsi="Calibri"/>
@@ -430,7 +430,7 @@
           <w:sz w:val="22"/>
           <w:szCs w:val="22"/>
         </w:rPr>
-        <w:t xml:space="preserve"> is exactly the kind of environment where I want to develop my skills, and I would bring both the technical depth and the defensive instincts the role requires.
+        <w:t xml:space="preserve"> is exactly the kind of environment where I want to develop my skills and I would bring both the technical depth and the defensive instincts the role requires.
     </w:t>
       </w:r>
     </w:p>

--- a/public/resume/cover-letter-security.docx
+++ b/public/resume/cover-letter-security.docx
@@ -33,7 +33,7 @@
         </w:rPr>
         <w:t xml:space="preserve">✉ </w:t>
       </w:r>
-      <w:hyperlink w:history="1" r:id="rIdg4pjsuxi4vpk0czpo-ot1">
+      <w:hyperlink w:history="1" r:id="rIdxtb5v77syiif6v3ydqwgi">
         <w:r>
           <w:rPr>
             <w:rFonts w:ascii="Calibri" w:cs="Calibri" w:eastAsia="Calibri" w:hAnsi="Calibri"/>
@@ -63,7 +63,7 @@
         </w:rPr>
         <w:t xml:space="preserve">• </w:t>
       </w:r>
-      <w:hyperlink w:history="1" r:id="rIdvuouafaq3oargrjziwqrb">
+      <w:hyperlink w:history="1" r:id="rIdanwhqo2ls4j8eufwkx9c1">
         <w:r>
           <w:rPr>
             <w:rFonts w:ascii="Calibri" w:cs="Calibri" w:eastAsia="Calibri" w:hAnsi="Calibri"/>
@@ -93,7 +93,7 @@
         </w:rPr>
         <w:t xml:space="preserve">⁠in </w:t>
       </w:r>
-      <w:hyperlink w:history="1" r:id="rId9xjpxn7f-uqqmt6twxqzt">
+      <w:hyperlink w:history="1" r:id="rId_c66trms_tnjhzgmw14lq">
         <w:r>
           <w:rPr>
             <w:rFonts w:ascii="Calibri" w:cs="Calibri" w:eastAsia="Calibri" w:hAnsi="Calibri"/>
@@ -123,7 +123,7 @@
         </w:rPr>
         <w:t xml:space="preserve">◔ </w:t>
       </w:r>
-      <w:hyperlink w:history="1" r:id="rIdgcrr-cykxuflle8hhpgrv">
+      <w:hyperlink w:history="1" r:id="rIdhvgzufn79n_-d8ppow9-j">
         <w:r>
           <w:rPr>
             <w:rFonts w:ascii="Calibri" w:cs="Calibri" w:eastAsia="Calibri" w:hAnsi="Calibri"/>

--- a/public/resume/cover-letter-security.docx
+++ b/public/resume/cover-letter-security.docx
@@ -33,7 +33,7 @@
         </w:rPr>
         <w:t xml:space="preserve">✉ </w:t>
       </w:r>
-      <w:hyperlink w:history="1" r:id="rIdxtb5v77syiif6v3ydqwgi">
+      <w:hyperlink w:history="1" r:id="rId2_avshfd7cd25mjk8bltb">
         <w:r>
           <w:rPr>
             <w:rFonts w:ascii="Calibri" w:cs="Calibri" w:eastAsia="Calibri" w:hAnsi="Calibri"/>
@@ -63,7 +63,7 @@
         </w:rPr>
         <w:t xml:space="preserve">• </w:t>
       </w:r>
-      <w:hyperlink w:history="1" r:id="rIdanwhqo2ls4j8eufwkx9c1">
+      <w:hyperlink w:history="1" r:id="rId0r5y3zi8q2mrde3rttnhc">
         <w:r>
           <w:rPr>
             <w:rFonts w:ascii="Calibri" w:cs="Calibri" w:eastAsia="Calibri" w:hAnsi="Calibri"/>
@@ -93,7 +93,7 @@
         </w:rPr>
         <w:t xml:space="preserve">⁠in </w:t>
       </w:r>
-      <w:hyperlink w:history="1" r:id="rId_c66trms_tnjhzgmw14lq">
+      <w:hyperlink w:history="1" r:id="rId1fpcwo7lawn7rvbaarykl">
         <w:r>
           <w:rPr>
             <w:rFonts w:ascii="Calibri" w:cs="Calibri" w:eastAsia="Calibri" w:hAnsi="Calibri"/>
@@ -123,7 +123,7 @@
         </w:rPr>
         <w:t xml:space="preserve">◔ </w:t>
       </w:r>
-      <w:hyperlink w:history="1" r:id="rIdhvgzufn79n_-d8ppow9-j">
+      <w:hyperlink w:history="1" r:id="rIdj9tcfgb_abt1nqwsjocec">
         <w:r>
           <w:rPr>
             <w:rFonts w:ascii="Calibri" w:cs="Calibri" w:eastAsia="Calibri" w:hAnsi="Calibri"/>

--- a/public/resume/cover-letter-security.docx
+++ b/public/resume/cover-letter-security.docx
@@ -33,7 +33,7 @@
         </w:rPr>
         <w:t xml:space="preserve">✉ </w:t>
       </w:r>
-      <w:hyperlink w:history="1" r:id="rId2_avshfd7cd25mjk8bltb">
+      <w:hyperlink w:history="1" r:id="rIdpnqiiwnxpg8hubgflykhw">
         <w:r>
           <w:rPr>
             <w:rFonts w:ascii="Calibri" w:cs="Calibri" w:eastAsia="Calibri" w:hAnsi="Calibri"/>
@@ -63,7 +63,7 @@
         </w:rPr>
         <w:t xml:space="preserve">• </w:t>
       </w:r>
-      <w:hyperlink w:history="1" r:id="rId0r5y3zi8q2mrde3rttnhc">
+      <w:hyperlink w:history="1" r:id="rIdwgzxdog5ebdddopr0u0kk">
         <w:r>
           <w:rPr>
             <w:rFonts w:ascii="Calibri" w:cs="Calibri" w:eastAsia="Calibri" w:hAnsi="Calibri"/>
@@ -93,7 +93,7 @@
         </w:rPr>
         <w:t xml:space="preserve">⁠in </w:t>
       </w:r>
-      <w:hyperlink w:history="1" r:id="rId1fpcwo7lawn7rvbaarykl">
+      <w:hyperlink w:history="1" r:id="rId6zqrvxz9e-e_pfueeda_x">
         <w:r>
           <w:rPr>
             <w:rFonts w:ascii="Calibri" w:cs="Calibri" w:eastAsia="Calibri" w:hAnsi="Calibri"/>
@@ -123,7 +123,7 @@
         </w:rPr>
         <w:t xml:space="preserve">◔ </w:t>
       </w:r>
-      <w:hyperlink w:history="1" r:id="rIdj9tcfgb_abt1nqwsjocec">
+      <w:hyperlink w:history="1" r:id="rIdh4qooiztwfs2zruzlhtgb">
         <w:r>
           <w:rPr>
             <w:rFonts w:ascii="Calibri" w:cs="Calibri" w:eastAsia="Calibri" w:hAnsi="Calibri"/>

--- a/public/resume/cover-letter-security.docx
+++ b/public/resume/cover-letter-security.docx
@@ -33,7 +33,7 @@
         </w:rPr>
         <w:t xml:space="preserve">✉ </w:t>
       </w:r>
-      <w:hyperlink w:history="1" r:id="rIdpnqiiwnxpg8hubgflykhw">
+      <w:hyperlink w:history="1" r:id="rId0nnx8uhvj8g2ygebwc-kn">
         <w:r>
           <w:rPr>
             <w:rFonts w:ascii="Calibri" w:cs="Calibri" w:eastAsia="Calibri" w:hAnsi="Calibri"/>
@@ -63,7 +63,7 @@
         </w:rPr>
         <w:t xml:space="preserve">• </w:t>
       </w:r>
-      <w:hyperlink w:history="1" r:id="rIdwgzxdog5ebdddopr0u0kk">
+      <w:hyperlink w:history="1" r:id="rIdtytjg1kgjfycewwxgyhtj">
         <w:r>
           <w:rPr>
             <w:rFonts w:ascii="Calibri" w:cs="Calibri" w:eastAsia="Calibri" w:hAnsi="Calibri"/>
@@ -93,7 +93,7 @@
         </w:rPr>
         <w:t xml:space="preserve">⁠in </w:t>
       </w:r>
-      <w:hyperlink w:history="1" r:id="rId6zqrvxz9e-e_pfueeda_x">
+      <w:hyperlink w:history="1" r:id="rIdwlucsatsjnlia_tk35xtr">
         <w:r>
           <w:rPr>
             <w:rFonts w:ascii="Calibri" w:cs="Calibri" w:eastAsia="Calibri" w:hAnsi="Calibri"/>
@@ -123,7 +123,7 @@
         </w:rPr>
         <w:t xml:space="preserve">◔ </w:t>
       </w:r>
-      <w:hyperlink w:history="1" r:id="rIdh4qooiztwfs2zruzlhtgb">
+      <w:hyperlink w:history="1" r:id="rIdzlvljwsn7hok3r9ybvcfp">
         <w:r>
           <w:rPr>
             <w:rFonts w:ascii="Calibri" w:cs="Calibri" w:eastAsia="Calibri" w:hAnsi="Calibri"/>

--- a/public/resume/cover-letter-security.docx
+++ b/public/resume/cover-letter-security.docx
@@ -33,7 +33,7 @@
         </w:rPr>
         <w:t xml:space="preserve">✉ </w:t>
       </w:r>
-      <w:hyperlink w:history="1" r:id="rId0nnx8uhvj8g2ygebwc-kn">
+      <w:hyperlink w:history="1" r:id="rIdvwpyeaxyz67wceuhpzvjs">
         <w:r>
           <w:rPr>
             <w:rFonts w:ascii="Calibri" w:cs="Calibri" w:eastAsia="Calibri" w:hAnsi="Calibri"/>
@@ -63,7 +63,7 @@
         </w:rPr>
         <w:t xml:space="preserve">• </w:t>
       </w:r>
-      <w:hyperlink w:history="1" r:id="rIdtytjg1kgjfycewwxgyhtj">
+      <w:hyperlink w:history="1" r:id="rIdpqk3gjc_yiiksbzrjdttj">
         <w:r>
           <w:rPr>
             <w:rFonts w:ascii="Calibri" w:cs="Calibri" w:eastAsia="Calibri" w:hAnsi="Calibri"/>
@@ -93,7 +93,7 @@
         </w:rPr>
         <w:t xml:space="preserve">⁠in </w:t>
       </w:r>
-      <w:hyperlink w:history="1" r:id="rIdwlucsatsjnlia_tk35xtr">
+      <w:hyperlink w:history="1" r:id="rId6lgpe-5h2isgqlupvezns">
         <w:r>
           <w:rPr>
             <w:rFonts w:ascii="Calibri" w:cs="Calibri" w:eastAsia="Calibri" w:hAnsi="Calibri"/>
@@ -123,7 +123,7 @@
         </w:rPr>
         <w:t xml:space="preserve">◔ </w:t>
       </w:r>
-      <w:hyperlink w:history="1" r:id="rIdzlvljwsn7hok3r9ybvcfp">
+      <w:hyperlink w:history="1" r:id="rIdc7zlm5lpptpc8o4sdxa5d">
         <w:r>
           <w:rPr>
             <w:rFonts w:ascii="Calibri" w:cs="Calibri" w:eastAsia="Calibri" w:hAnsi="Calibri"/>

--- a/public/resume/cover-letter-security.docx
+++ b/public/resume/cover-letter-security.docx
@@ -33,7 +33,7 @@
         </w:rPr>
         <w:t xml:space="preserve">✉ </w:t>
       </w:r>
-      <w:hyperlink w:history="1" r:id="rIdvwpyeaxyz67wceuhpzvjs">
+      <w:hyperlink w:history="1" r:id="rIdm5ivwvk7rtntg92pomipp">
         <w:r>
           <w:rPr>
             <w:rFonts w:ascii="Calibri" w:cs="Calibri" w:eastAsia="Calibri" w:hAnsi="Calibri"/>
@@ -63,7 +63,7 @@
         </w:rPr>
         <w:t xml:space="preserve">• </w:t>
       </w:r>
-      <w:hyperlink w:history="1" r:id="rIdpqk3gjc_yiiksbzrjdttj">
+      <w:hyperlink w:history="1" r:id="rId6smrdaaklrlxeoac41lto">
         <w:r>
           <w:rPr>
             <w:rFonts w:ascii="Calibri" w:cs="Calibri" w:eastAsia="Calibri" w:hAnsi="Calibri"/>
@@ -93,7 +93,7 @@
         </w:rPr>
         <w:t xml:space="preserve">⁠in </w:t>
       </w:r>
-      <w:hyperlink w:history="1" r:id="rId6lgpe-5h2isgqlupvezns">
+      <w:hyperlink w:history="1" r:id="rIdajb5wmqioihweydg46glf">
         <w:r>
           <w:rPr>
             <w:rFonts w:ascii="Calibri" w:cs="Calibri" w:eastAsia="Calibri" w:hAnsi="Calibri"/>
@@ -123,7 +123,7 @@
         </w:rPr>
         <w:t xml:space="preserve">◔ </w:t>
       </w:r>
-      <w:hyperlink w:history="1" r:id="rIdc7zlm5lpptpc8o4sdxa5d">
+      <w:hyperlink w:history="1" r:id="rIdgve-duwm8pr-b2m91sup3">
         <w:r>
           <w:rPr>
             <w:rFonts w:ascii="Calibri" w:cs="Calibri" w:eastAsia="Calibri" w:hAnsi="Calibri"/>

--- a/public/resume/cover-letter-security.docx
+++ b/public/resume/cover-letter-security.docx
@@ -33,7 +33,7 @@
         </w:rPr>
         <w:t xml:space="preserve">✉ </w:t>
       </w:r>
-      <w:hyperlink w:history="1" r:id="rIdm5ivwvk7rtntg92pomipp">
+      <w:hyperlink w:history="1" r:id="rIdcaawto9b_2kiy1vtlrhfx">
         <w:r>
           <w:rPr>
             <w:rFonts w:ascii="Calibri" w:cs="Calibri" w:eastAsia="Calibri" w:hAnsi="Calibri"/>
@@ -63,7 +63,7 @@
         </w:rPr>
         <w:t xml:space="preserve">• </w:t>
       </w:r>
-      <w:hyperlink w:history="1" r:id="rId6smrdaaklrlxeoac41lto">
+      <w:hyperlink w:history="1" r:id="rId_4tpcki8cdo9j7npbcvxk">
         <w:r>
           <w:rPr>
             <w:rFonts w:ascii="Calibri" w:cs="Calibri" w:eastAsia="Calibri" w:hAnsi="Calibri"/>
@@ -93,7 +93,7 @@
         </w:rPr>
         <w:t xml:space="preserve">⁠in </w:t>
       </w:r>
-      <w:hyperlink w:history="1" r:id="rIdajb5wmqioihweydg46glf">
+      <w:hyperlink w:history="1" r:id="rId5qgpwvblf6t82vyratqe_">
         <w:r>
           <w:rPr>
             <w:rFonts w:ascii="Calibri" w:cs="Calibri" w:eastAsia="Calibri" w:hAnsi="Calibri"/>
@@ -123,7 +123,7 @@
         </w:rPr>
         <w:t xml:space="preserve">◔ </w:t>
       </w:r>
-      <w:hyperlink w:history="1" r:id="rIdgve-duwm8pr-b2m91sup3">
+      <w:hyperlink w:history="1" r:id="rIdzkublxmxx9ph6lxdx_wm2">
         <w:r>
           <w:rPr>
             <w:rFonts w:ascii="Calibri" w:cs="Calibri" w:eastAsia="Calibri" w:hAnsi="Calibri"/>

--- a/public/resume/cover-letter-security.docx
+++ b/public/resume/cover-letter-security.docx
@@ -33,7 +33,7 @@
         </w:rPr>
         <w:t xml:space="preserve">✉ </w:t>
       </w:r>
-      <w:hyperlink w:history="1" r:id="rIdcaawto9b_2kiy1vtlrhfx">
+      <w:hyperlink w:history="1" r:id="rIdrs_izdoasseszziwbn3ok">
         <w:r>
           <w:rPr>
             <w:rFonts w:ascii="Calibri" w:cs="Calibri" w:eastAsia="Calibri" w:hAnsi="Calibri"/>
@@ -63,7 +63,7 @@
         </w:rPr>
         <w:t xml:space="preserve">• </w:t>
       </w:r>
-      <w:hyperlink w:history="1" r:id="rId_4tpcki8cdo9j7npbcvxk">
+      <w:hyperlink w:history="1" r:id="rIdewny_eaeqtalkmx8dkfbq">
         <w:r>
           <w:rPr>
             <w:rFonts w:ascii="Calibri" w:cs="Calibri" w:eastAsia="Calibri" w:hAnsi="Calibri"/>
@@ -93,7 +93,7 @@
         </w:rPr>
         <w:t xml:space="preserve">⁠in </w:t>
       </w:r>
-      <w:hyperlink w:history="1" r:id="rId5qgpwvblf6t82vyratqe_">
+      <w:hyperlink w:history="1" r:id="rIdys9bmtjmb7bc7cxlrlfcn">
         <w:r>
           <w:rPr>
             <w:rFonts w:ascii="Calibri" w:cs="Calibri" w:eastAsia="Calibri" w:hAnsi="Calibri"/>
@@ -123,7 +123,7 @@
         </w:rPr>
         <w:t xml:space="preserve">◔ </w:t>
       </w:r>
-      <w:hyperlink w:history="1" r:id="rIdzkublxmxx9ph6lxdx_wm2">
+      <w:hyperlink w:history="1" r:id="rIdtg7-vk3j9tvsl5gblibdi">
         <w:r>
           <w:rPr>
             <w:rFonts w:ascii="Calibri" w:cs="Calibri" w:eastAsia="Calibri" w:hAnsi="Calibri"/>

--- a/public/resume/cover-letter-security.docx
+++ b/public/resume/cover-letter-security.docx
@@ -33,7 +33,7 @@
         </w:rPr>
         <w:t xml:space="preserve">✉ </w:t>
       </w:r>
-      <w:hyperlink w:history="1" r:id="rIdrs_izdoasseszziwbn3ok">
+      <w:hyperlink w:history="1" r:id="rIdqgjskujdqan2f_gfeknu3">
         <w:r>
           <w:rPr>
             <w:rFonts w:ascii="Calibri" w:cs="Calibri" w:eastAsia="Calibri" w:hAnsi="Calibri"/>
@@ -63,7 +63,7 @@
         </w:rPr>
         <w:t xml:space="preserve">• </w:t>
       </w:r>
-      <w:hyperlink w:history="1" r:id="rIdewny_eaeqtalkmx8dkfbq">
+      <w:hyperlink w:history="1" r:id="rIdzj5mpgfktpwzf_cq7tgye">
         <w:r>
           <w:rPr>
             <w:rFonts w:ascii="Calibri" w:cs="Calibri" w:eastAsia="Calibri" w:hAnsi="Calibri"/>
@@ -93,7 +93,7 @@
         </w:rPr>
         <w:t xml:space="preserve">⁠in </w:t>
       </w:r>
-      <w:hyperlink w:history="1" r:id="rIdys9bmtjmb7bc7cxlrlfcn">
+      <w:hyperlink w:history="1" r:id="rIdqoejgczv-b8mvycc0evzx">
         <w:r>
           <w:rPr>
             <w:rFonts w:ascii="Calibri" w:cs="Calibri" w:eastAsia="Calibri" w:hAnsi="Calibri"/>
@@ -123,7 +123,7 @@
         </w:rPr>
         <w:t xml:space="preserve">◔ </w:t>
       </w:r>
-      <w:hyperlink w:history="1" r:id="rIdtg7-vk3j9tvsl5gblibdi">
+      <w:hyperlink w:history="1" r:id="rIdzrytr9m6kk6nylia864it">
         <w:r>
           <w:rPr>
             <w:rFonts w:ascii="Calibri" w:cs="Calibri" w:eastAsia="Calibri" w:hAnsi="Calibri"/>

--- a/public/resume/cover-letter-security.docx
+++ b/public/resume/cover-letter-security.docx
@@ -33,7 +33,7 @@
         </w:rPr>
         <w:t xml:space="preserve">✉ </w:t>
       </w:r>
-      <w:hyperlink w:history="1" r:id="rIdqgjskujdqan2f_gfeknu3">
+      <w:hyperlink w:history="1" r:id="rId0kmbjhky-pkkvrvto9txl">
         <w:r>
           <w:rPr>
             <w:rFonts w:ascii="Calibri" w:cs="Calibri" w:eastAsia="Calibri" w:hAnsi="Calibri"/>
@@ -63,7 +63,7 @@
         </w:rPr>
         <w:t xml:space="preserve">• </w:t>
       </w:r>
-      <w:hyperlink w:history="1" r:id="rIdzj5mpgfktpwzf_cq7tgye">
+      <w:hyperlink w:history="1" r:id="rIdsjfczhhqplubkrlpagb8j">
         <w:r>
           <w:rPr>
             <w:rFonts w:ascii="Calibri" w:cs="Calibri" w:eastAsia="Calibri" w:hAnsi="Calibri"/>
@@ -93,7 +93,7 @@
         </w:rPr>
         <w:t xml:space="preserve">⁠in </w:t>
       </w:r>
-      <w:hyperlink w:history="1" r:id="rIdqoejgczv-b8mvycc0evzx">
+      <w:hyperlink w:history="1" r:id="rIddv-duu5plkap-zxbci6_i">
         <w:r>
           <w:rPr>
             <w:rFonts w:ascii="Calibri" w:cs="Calibri" w:eastAsia="Calibri" w:hAnsi="Calibri"/>
@@ -123,7 +123,7 @@
         </w:rPr>
         <w:t xml:space="preserve">◔ </w:t>
       </w:r>
-      <w:hyperlink w:history="1" r:id="rIdzrytr9m6kk6nylia864it">
+      <w:hyperlink w:history="1" r:id="rIdtqo3upwbotd7i7fhx-nmw">
         <w:r>
           <w:rPr>
             <w:rFonts w:ascii="Calibri" w:cs="Calibri" w:eastAsia="Calibri" w:hAnsi="Calibri"/>
